--- a/chapters/midterm-2-review-session-handout.docx
+++ b/chapters/midterm-2-review-session-handout.docx
@@ -7272,7 +7272,7 @@
               <w:pStyle w:val="FirstParagraph"/>
             </w:pPr>
             <w:r>
-              <w:t xml:space="preserve">No distributional assumption (exponential or otherwise) is used: this is a</w:t>
+              <w:t xml:space="preserve">No distributional assumption (exponential or otherwise) is used: the Kaplan–Meier estimator is a</w:t>
             </w:r>
             <w:r>
               <w:t xml:space="preserve"> </w:t>
@@ -12492,7 +12492,13 @@
               </m:r>
             </m:oMath>
             <w:r>
-              <w:t xml:space="preserve">); this is statistically significant at</w:t>
+              <w:t xml:space="preserve">);</w:t>
+            </w:r>
+            <w:r>
+              <w:t xml:space="preserve"> </w:t>
+            </w:r>
+            <w:r>
+              <w:t xml:space="preserve">this hazard ratio is statistically significant at</w:t>
             </w:r>
             <w:r>
               <w:t xml:space="preserve"> </w:t>
@@ -12626,7 +12632,13 @@
               <w:t xml:space="preserve"> </w:t>
             </w:r>
             <w:r>
-              <w:t xml:space="preserve">covariates; this is highly significant (</w:t>
+              <w:t xml:space="preserve">covariates;</w:t>
+            </w:r>
+            <w:r>
+              <w:t xml:space="preserve"> </w:t>
+            </w:r>
+            <w:r>
+              <w:t xml:space="preserve">this hazard ratio is highly significant (</w:t>
             </w:r>
             <m:oMath>
               <m:r>
